--- a/rapports/2026-06-03/EQ29/EQ29_sup_v2/DR_062203010017/67-60-75-65.docx
+++ b/rapports/2026-06-03/EQ29/EQ29_sup_v2/DR_062203010017/67-60-75-65.docx
@@ -454,7 +454,7 @@
                 <w:color w:val="16A34A"/>
                 <w:sz w:val="16"/>
               </w:rPr>
-              <w:t>—</w:t>
+              <w:t>s01q00b</w:t>
             </w:r>
           </w:p>
         </w:tc>
@@ -634,7 +634,7 @@
                 <w:color w:val="16A34A"/>
                 <w:sz w:val="16"/>
               </w:rPr>
-              <w:t>—</w:t>
+              <w:t>s01q32, s01q37, s04q23, s01q00b, s01q37_decode, s04q23_decode</w:t>
             </w:r>
           </w:p>
         </w:tc>
@@ -814,7 +814,7 @@
                 <w:color w:val="16A34A"/>
                 <w:sz w:val="16"/>
               </w:rPr>
-              <w:t>—</w:t>
+              <w:t>s01q32, s01q37, s04q23, s01q00b, s01q37_decode, s04q23_decode</w:t>
             </w:r>
           </w:p>
         </w:tc>
@@ -994,7 +994,7 @@
                 <w:color w:val="16A34A"/>
                 <w:sz w:val="16"/>
               </w:rPr>
-              <w:t>—</w:t>
+              <w:t>s01q32, s01q37, s04q23, s01q00b, s01q37_decode, s04q23_decode</w:t>
             </w:r>
           </w:p>
         </w:tc>
@@ -1084,7 +1084,7 @@
                 <w:color w:val="16A34A"/>
                 <w:sz w:val="16"/>
               </w:rPr>
-              <w:t>—</w:t>
+              <w:t>s01q03c, s01q04a, s01q00b</w:t>
             </w:r>
           </w:p>
         </w:tc>
@@ -1174,7 +1174,7 @@
                 <w:color w:val="16A34A"/>
                 <w:sz w:val="16"/>
               </w:rPr>
-              <w:t>—</w:t>
+              <w:t>s01q32, s01q37, s04q23, s01q00b, s01q37_decode, s04q23_decode</w:t>
             </w:r>
           </w:p>
         </w:tc>
@@ -1264,7 +1264,7 @@
                 <w:color w:val="16A34A"/>
                 <w:sz w:val="16"/>
               </w:rPr>
-              <w:t>—</w:t>
+              <w:t>s01q03c, s01q04a, s01q00b</w:t>
             </w:r>
           </w:p>
         </w:tc>
@@ -1354,7 +1354,7 @@
                 <w:color w:val="16A34A"/>
                 <w:sz w:val="16"/>
               </w:rPr>
-              <w:t>—</w:t>
+              <w:t>s01q03c, s01q04a, s01q00b</w:t>
             </w:r>
           </w:p>
         </w:tc>
@@ -1444,7 +1444,7 @@
                 <w:color w:val="16A34A"/>
                 <w:sz w:val="16"/>
               </w:rPr>
-              <w:t>—</w:t>
+              <w:t>s01q03c, s01q04a, s01q00b</w:t>
             </w:r>
           </w:p>
         </w:tc>
@@ -1534,7 +1534,7 @@
                 <w:color w:val="16A34A"/>
                 <w:sz w:val="16"/>
               </w:rPr>
-              <w:t>—</w:t>
+              <w:t>s01q03c, s01q04a, s01q00b</w:t>
             </w:r>
           </w:p>
         </w:tc>
@@ -1624,7 +1624,7 @@
                 <w:color w:val="16A34A"/>
                 <w:sz w:val="16"/>
               </w:rPr>
-              <w:t>—</w:t>
+              <w:t>s01q03c, s01q04a, s01q00b</w:t>
             </w:r>
           </w:p>
         </w:tc>
@@ -1714,7 +1714,7 @@
                 <w:color w:val="16A34A"/>
                 <w:sz w:val="16"/>
               </w:rPr>
-              <w:t>—</w:t>
+              <w:t>s01q03c, s01q04a, s01q00b</w:t>
             </w:r>
           </w:p>
         </w:tc>
@@ -1804,7 +1804,7 @@
                 <w:color w:val="16A34A"/>
                 <w:sz w:val="16"/>
               </w:rPr>
-              <w:t>—</w:t>
+              <w:t>s00q29</w:t>
             </w:r>
           </w:p>
         </w:tc>
@@ -1894,7 +1894,7 @@
                 <w:color w:val="16A34A"/>
                 <w:sz w:val="16"/>
               </w:rPr>
-              <w:t>—</w:t>
+              <w:t>s01q32, s01q36, s01q38, s04q37_modif, s02q33, s02q34, s01q00b</w:t>
             </w:r>
           </w:p>
         </w:tc>
@@ -2074,7 +2074,7 @@
                 <w:color w:val="16A34A"/>
                 <w:sz w:val="16"/>
               </w:rPr>
-              <w:t>—</w:t>
+              <w:t>s01q32, s01q36, s01q38, s04q37_modif, s02q33, s02q34, s01q00b</w:t>
             </w:r>
           </w:p>
         </w:tc>
@@ -2344,7 +2344,7 @@
                 <w:color w:val="16A34A"/>
                 <w:sz w:val="16"/>
               </w:rPr>
-              <w:t>—</w:t>
+              <w:t>s00q27, s01q00a, s01q12, s01q13, s02q04, s03q11, s03q12, s01q01</w:t>
             </w:r>
           </w:p>
         </w:tc>
@@ -2524,7 +2524,7 @@
                 <w:color w:val="16A34A"/>
                 <w:sz w:val="16"/>
               </w:rPr>
-              <w:t>—</w:t>
+              <w:t>s00q07a, s00q08, s00q10, s00q13_0, s00q15_0, s00q17_0, s00q23a, s00q23b</w:t>
             </w:r>
           </w:p>
         </w:tc>
@@ -2614,7 +2614,7 @@
                 <w:color w:val="16A34A"/>
                 <w:sz w:val="16"/>
               </w:rPr>
-              <w:t>—</w:t>
+              <w:t>s00q07a, s00q08, s00q10, s00q13_0, s00q15_0, s00q17_0, s00q23a, s00q23b</w:t>
             </w:r>
           </w:p>
         </w:tc>
@@ -3154,7 +3154,7 @@
                 <w:color w:val="16A34A"/>
                 <w:sz w:val="16"/>
               </w:rPr>
-              <w:t>—</w:t>
+              <w:t>s01q41a, s01q00b</w:t>
             </w:r>
           </w:p>
         </w:tc>
@@ -3514,7 +3514,7 @@
                 <w:color w:val="16A34A"/>
                 <w:sz w:val="16"/>
               </w:rPr>
-              <w:t>—</w:t>
+              <w:t>s00q27, s01q03a, s01q03b, s01q03c, s01q00b</w:t>
             </w:r>
           </w:p>
         </w:tc>
@@ -3694,7 +3694,7 @@
                 <w:color w:val="16A34A"/>
                 <w:sz w:val="16"/>
               </w:rPr>
-              <w:t>—</w:t>
+              <w:t>s00q27, s01q03a, s01q03b, s01q03c, s01q00b</w:t>
             </w:r>
           </w:p>
         </w:tc>
@@ -3784,7 +3784,7 @@
                 <w:color w:val="16A34A"/>
                 <w:sz w:val="16"/>
               </w:rPr>
-              <w:t>—</w:t>
+              <w:t>s00q27, s01q03a, s01q03b, s01q03c, s01q00b</w:t>
             </w:r>
           </w:p>
         </w:tc>
@@ -3874,7 +3874,7 @@
                 <w:color w:val="16A34A"/>
                 <w:sz w:val="16"/>
               </w:rPr>
-              <w:t>—</w:t>
+              <w:t>s00q27, s01q03a, s01q03b, s01q03c, s01q00b</w:t>
             </w:r>
           </w:p>
         </w:tc>
@@ -3964,7 +3964,7 @@
                 <w:color w:val="16A34A"/>
                 <w:sz w:val="16"/>
               </w:rPr>
-              <w:t>—</w:t>
+              <w:t>s00q27, s01q03a, s01q03b, s01q03c, s01q00b</w:t>
             </w:r>
           </w:p>
         </w:tc>
@@ -4144,7 +4144,7 @@
                 <w:color w:val="16A34A"/>
                 <w:sz w:val="16"/>
               </w:rPr>
-              <w:t>—</w:t>
+              <w:t>s00q27, s01q03a, s01q03b, s01q03c, s01q00b</w:t>
             </w:r>
           </w:p>
         </w:tc>
@@ -4324,7 +4324,7 @@
                 <w:color w:val="16A34A"/>
                 <w:sz w:val="16"/>
               </w:rPr>
-              <w:t>—</w:t>
+              <w:t>s00q27, s01q03a, s01q03b, s01q03c, s01q00b</w:t>
             </w:r>
           </w:p>
         </w:tc>
@@ -4684,7 +4684,7 @@
                 <w:color w:val="16A34A"/>
                 <w:sz w:val="16"/>
               </w:rPr>
-              <w:t>—</w:t>
+              <w:t>s01q10_1</w:t>
             </w:r>
           </w:p>
         </w:tc>
@@ -6484,7 +6484,7 @@
                 <w:color w:val="16A34A"/>
                 <w:sz w:val="16"/>
               </w:rPr>
-              <w:t>—</w:t>
+              <w:t>s01q23, s01q00b, s01q23_autre</w:t>
             </w:r>
           </w:p>
         </w:tc>
@@ -6754,7 +6754,7 @@
                 <w:color w:val="16A34A"/>
                 <w:sz w:val="16"/>
               </w:rPr>
-              <w:t>—</w:t>
+              <w:t>s01q47__1, s01q47__2, s01q47__3, s01q47__4, s01q47__5, s01q47__6, s01q47__7, s02q15</w:t>
             </w:r>
           </w:p>
         </w:tc>
@@ -6844,7 +6844,7 @@
                 <w:color w:val="16A34A"/>
                 <w:sz w:val="16"/>
               </w:rPr>
-              <w:t>—</w:t>
+              <w:t>s00q07a, s01q54a, s01q54b, s02q20, s02q21, s03q53, s04q21, s04q46</w:t>
             </w:r>
           </w:p>
         </w:tc>
@@ -6934,7 +6934,7 @@
                 <w:color w:val="16A34A"/>
                 <w:sz w:val="16"/>
               </w:rPr>
-              <w:t>—</w:t>
+              <w:t>s00q04, s01q41, s02q14, s01q00b</w:t>
             </w:r>
           </w:p>
         </w:tc>
@@ -7204,7 +7204,7 @@
                 <w:color w:val="16A34A"/>
                 <w:sz w:val="16"/>
               </w:rPr>
-              <w:t>—</w:t>
+              <w:t>s01q39, s01q40, s01q43, s02q04, s02q15, s03q52, s04q30__1, s04q30__2</w:t>
             </w:r>
           </w:p>
         </w:tc>
@@ -7294,7 +7294,7 @@
                 <w:color w:val="16A34A"/>
                 <w:sz w:val="16"/>
               </w:rPr>
-              <w:t>—</w:t>
+              <w:t>s01q47__1, s01q47__2, s01q47__3, s01q47__4, s01q47__5, s01q47__6, s01q47__7, s02q15</w:t>
             </w:r>
           </w:p>
         </w:tc>
@@ -7384,7 +7384,7 @@
                 <w:color w:val="16A34A"/>
                 <w:sz w:val="16"/>
               </w:rPr>
-              <w:t>—</w:t>
+              <w:t>s01q35, s01q36, s01q37, s02q04, s02q15, s03q13, s03q14, s03q15</w:t>
             </w:r>
           </w:p>
         </w:tc>
@@ -7474,7 +7474,7 @@
                 <w:color w:val="16A34A"/>
                 <w:sz w:val="16"/>
               </w:rPr>
-              <w:t>—</w:t>
+              <w:t>s00q07a, s01q54a, s01q54b, s02q20, s02q21, s03q53, s04q21, s04q46</w:t>
             </w:r>
           </w:p>
         </w:tc>
@@ -7564,7 +7564,7 @@
                 <w:color w:val="16A34A"/>
                 <w:sz w:val="16"/>
               </w:rPr>
-              <w:t>—</w:t>
+              <w:t>s00q04, s01q41, s02q14, s01q00b</w:t>
             </w:r>
           </w:p>
         </w:tc>
@@ -7654,7 +7654,7 @@
                 <w:color w:val="16A34A"/>
                 <w:sz w:val="16"/>
               </w:rPr>
-              <w:t>—</w:t>
+              <w:t>s01q35, s01q36, s01q37, s02q04, s02q15, s03q13, s03q14, s03q15</w:t>
             </w:r>
           </w:p>
         </w:tc>
@@ -7744,7 +7744,7 @@
                 <w:color w:val="16A34A"/>
                 <w:sz w:val="16"/>
               </w:rPr>
-              <w:t>—</w:t>
+              <w:t>s00q07a, s01q54a, s01q54b, s02q20, s02q21, s03q53, s04q21, s04q46</w:t>
             </w:r>
           </w:p>
         </w:tc>
@@ -7834,7 +7834,7 @@
                 <w:color w:val="16A34A"/>
                 <w:sz w:val="16"/>
               </w:rPr>
-              <w:t>—</w:t>
+              <w:t>s00q04, s01q41, s02q14, s01q00b</w:t>
             </w:r>
           </w:p>
         </w:tc>
@@ -7924,7 +7924,7 @@
                 <w:color w:val="16A34A"/>
                 <w:sz w:val="16"/>
               </w:rPr>
-              <w:t>—</w:t>
+              <w:t>s00q07a, s01q54a, s01q54b, s02q20, s02q21, s03q53, s04q21, s04q46</w:t>
             </w:r>
           </w:p>
         </w:tc>
@@ -8014,7 +8014,7 @@
                 <w:color w:val="16A34A"/>
                 <w:sz w:val="16"/>
               </w:rPr>
-              <w:t>—</w:t>
+              <w:t>s00q04, s01q41, s02q14, s01q00b</w:t>
             </w:r>
           </w:p>
         </w:tc>
@@ -10444,7 +10444,7 @@
                 <w:color w:val="16A34A"/>
                 <w:sz w:val="16"/>
               </w:rPr>
-              <w:t>—</w:t>
+              <w:t>s01q23, s01q00b, s01q23_autre</w:t>
             </w:r>
           </w:p>
         </w:tc>
@@ -13054,7 +13054,7 @@
                 <w:color w:val="16A34A"/>
                 <w:sz w:val="16"/>
               </w:rPr>
-              <w:t>—</w:t>
+              <w:t>s01q25, s01q29, s01q30, s04q46, s01q00b</w:t>
             </w:r>
           </w:p>
         </w:tc>
@@ -13144,7 +13144,7 @@
                 <w:color w:val="16A34A"/>
                 <w:sz w:val="16"/>
               </w:rPr>
-              <w:t>—</w:t>
+              <w:t>s01q22, s02q08, s02q15, s06cq02e, s07bq01, s07bq07b, s11q19, s16aq40</w:t>
             </w:r>
           </w:p>
         </w:tc>
@@ -13234,7 +13234,7 @@
                 <w:color w:val="16A34A"/>
                 <w:sz w:val="16"/>
               </w:rPr>
-              <w:t>—</w:t>
+              <w:t>s01q22, s02q08, s02q15, s06cq02e, s07bq01, s07bq07b, s11q19, s16aq40</w:t>
             </w:r>
           </w:p>
         </w:tc>
@@ -13504,7 +13504,7 @@
                 <w:color w:val="16A34A"/>
                 <w:sz w:val="16"/>
               </w:rPr>
-              <w:t>—</w:t>
+              <w:t>s01q22, s02q08, s02q15, s06cq02e, s07bq01, s07bq07b, s11q19, s16aq40</w:t>
             </w:r>
           </w:p>
         </w:tc>
@@ -13594,7 +13594,7 @@
                 <w:color w:val="16A34A"/>
                 <w:sz w:val="16"/>
               </w:rPr>
-              <w:t>—</w:t>
+              <w:t>s01q22, s02q08, s02q15, s06cq02e, s07bq01, s07bq07b, s11q19, s16aq40</w:t>
             </w:r>
           </w:p>
         </w:tc>
@@ -13774,7 +13774,7 @@
                 <w:color w:val="16A34A"/>
                 <w:sz w:val="16"/>
               </w:rPr>
-              <w:t>—</w:t>
+              <w:t>s16aq00, s16aq45</w:t>
             </w:r>
           </w:p>
         </w:tc>
@@ -13864,7 +13864,7 @@
                 <w:color w:val="16A34A"/>
                 <w:sz w:val="16"/>
               </w:rPr>
-              <w:t>—</w:t>
+              <w:t>s01q22, s02q08, s02q15, s06cq02e, s07bq01, s07bq07b, s11q19, s16aq40</w:t>
             </w:r>
           </w:p>
         </w:tc>
@@ -14044,7 +14044,7 @@
                 <w:color w:val="16A34A"/>
                 <w:sz w:val="16"/>
               </w:rPr>
-              <w:t>—</w:t>
+              <w:t>s01q22, s02q08, s02q15, s06cq02e, s07bq01, s07bq07b, s11q19, s16aq40</w:t>
             </w:r>
           </w:p>
         </w:tc>
@@ -14224,7 +14224,7 @@
                 <w:color w:val="16A34A"/>
                 <w:sz w:val="16"/>
               </w:rPr>
-              <w:t>—</w:t>
+              <w:t>s16aq00, s16aq45</w:t>
             </w:r>
           </w:p>
         </w:tc>
@@ -14314,7 +14314,7 @@
                 <w:color w:val="16A34A"/>
                 <w:sz w:val="16"/>
               </w:rPr>
-              <w:t>—</w:t>
+              <w:t>s01q22, s02q08, s02q15, s06cq02e, s07bq01, s07bq07b, s11q19, s16aq40</w:t>
             </w:r>
           </w:p>
         </w:tc>
@@ -14494,7 +14494,7 @@
                 <w:color w:val="16A34A"/>
                 <w:sz w:val="16"/>
               </w:rPr>
-              <w:t>—</w:t>
+              <w:t>s01q22, s02q08, s02q15, s06cq02e, s07bq01, s07bq07b, s11q19, s16aq40</w:t>
             </w:r>
           </w:p>
         </w:tc>
@@ -14674,7 +14674,7 @@
                 <w:color w:val="16A34A"/>
                 <w:sz w:val="16"/>
               </w:rPr>
-              <w:t>—</w:t>
+              <w:t>s00q07a, s00q08, s00q10, s00q13_0, s00q15_0, s00q17_0, s00q23a, s00q23b</w:t>
             </w:r>
           </w:p>
         </w:tc>
@@ -14764,7 +14764,7 @@
                 <w:color w:val="16A34A"/>
                 <w:sz w:val="16"/>
               </w:rPr>
-              <w:t>—</w:t>
+              <w:t>s00q07a, s00q08, s00q10, s00q13_0, s00q15_0, s00q17_0, s00q23a, s00q23b</w:t>
             </w:r>
           </w:p>
         </w:tc>
@@ -14854,7 +14854,7 @@
                 <w:color w:val="16A34A"/>
                 <w:sz w:val="16"/>
               </w:rPr>
-              <w:t>—</w:t>
+              <w:t>s00q28, s01q28, s01q29, s01q30, s02q01__1, s02q02__1, s03q19, s04q32</w:t>
             </w:r>
           </w:p>
         </w:tc>
@@ -14944,7 +14944,7 @@
                 <w:color w:val="16A34A"/>
                 <w:sz w:val="16"/>
               </w:rPr>
-              <w:t>—</w:t>
+              <w:t>s00q28, s01q28, s01q29, s01q30, s02q01__1, s02q02__1, s03q19, s04q32</w:t>
             </w:r>
           </w:p>
         </w:tc>
@@ -15034,7 +15034,7 @@
                 <w:color w:val="16A34A"/>
                 <w:sz w:val="16"/>
               </w:rPr>
-              <w:t>—</w:t>
+              <w:t>s00q08, s01q28, s01q29, s01q30, s02q01__2, s02q02__2, s03q20, s04q22</w:t>
             </w:r>
           </w:p>
         </w:tc>
@@ -15124,7 +15124,7 @@
                 <w:color w:val="16A34A"/>
                 <w:sz w:val="16"/>
               </w:rPr>
-              <w:t>—</w:t>
+              <w:t>s00q08, s01q28, s01q29, s01q30, s02q01__2, s02q02__2, s03q20, s04q22</w:t>
             </w:r>
           </w:p>
         </w:tc>
@@ -15214,7 +15214,7 @@
                 <w:color w:val="16A34A"/>
                 <w:sz w:val="16"/>
               </w:rPr>
-              <w:t>—</w:t>
+              <w:t>s00q28, s01q28, s01q29, s01q30, s02q01__1, s02q02__1, s03q19, s04q32</w:t>
             </w:r>
           </w:p>
         </w:tc>
@@ -15304,7 +15304,7 @@
                 <w:color w:val="16A34A"/>
                 <w:sz w:val="16"/>
               </w:rPr>
-              <w:t>—</w:t>
+              <w:t>s00q28, s01q28, s01q29, s01q30, s02q01__1, s02q02__1, s03q19, s04q32</w:t>
             </w:r>
           </w:p>
         </w:tc>
@@ -15394,7 +15394,7 @@
                 <w:color w:val="16A34A"/>
                 <w:sz w:val="16"/>
               </w:rPr>
-              <w:t>—</w:t>
+              <w:t>s01q28, s01q29, s01q30, s02q01__1, s02q02__1, s02q03__1, s02q15, s03q18</w:t>
             </w:r>
           </w:p>
         </w:tc>
@@ -15484,7 +15484,7 @@
                 <w:color w:val="16A34A"/>
                 <w:sz w:val="16"/>
               </w:rPr>
-              <w:t>—</w:t>
+              <w:t>s01q28, s01q29, s01q30, s02q01__1, s02q02__1, s02q03__1, s02q15, s03q18</w:t>
             </w:r>
           </w:p>
         </w:tc>
@@ -15574,7 +15574,7 @@
                 <w:color w:val="16A34A"/>
                 <w:sz w:val="16"/>
               </w:rPr>
-              <w:t>—</w:t>
+              <w:t>s01q28, s01q29, s01q30, s02q01__1, s02q02__1, s02q03__1, s02q15, s03q18</w:t>
             </w:r>
           </w:p>
         </w:tc>
@@ -15664,7 +15664,7 @@
                 <w:color w:val="16A34A"/>
                 <w:sz w:val="16"/>
               </w:rPr>
-              <w:t>—</w:t>
+              <w:t>s01q28, s01q29, s01q30, s02q01__1, s02q02__1, s02q03__1, s02q15, s03q18</w:t>
             </w:r>
           </w:p>
         </w:tc>
@@ -15754,7 +15754,7 @@
                 <w:color w:val="16A34A"/>
                 <w:sz w:val="16"/>
               </w:rPr>
-              <w:t>—</w:t>
+              <w:t>s02q02__1, s02q15, s02q17, s03q16, s04q27, s04q43, s04q63, s05q11</w:t>
             </w:r>
           </w:p>
         </w:tc>
@@ -15844,7 +15844,7 @@
                 <w:color w:val="16A34A"/>
                 <w:sz w:val="16"/>
               </w:rPr>
-              <w:t>—</w:t>
+              <w:t>s00q07a, s00q08, s00q10, s00q13_0, s00q15_0, s00q17_0, s00q23a, s00q23b</w:t>
             </w:r>
           </w:p>
         </w:tc>
@@ -15934,7 +15934,7 @@
                 <w:color w:val="16A34A"/>
                 <w:sz w:val="16"/>
               </w:rPr>
-              <w:t>—</w:t>
+              <w:t>s00q28, s01q28, s01q29, s01q30, s02q01__1, s02q02__1, s03q19, s04q32</w:t>
             </w:r>
           </w:p>
         </w:tc>
@@ -16024,7 +16024,7 @@
                 <w:color w:val="16A34A"/>
                 <w:sz w:val="16"/>
               </w:rPr>
-              <w:t>—</w:t>
+              <w:t>s00q07a, s00q08, s00q10, s00q13_0, s00q15_0, s00q17_0, s00q23a, s00q23b</w:t>
             </w:r>
           </w:p>
         </w:tc>
@@ -16114,7 +16114,7 @@
                 <w:color w:val="16A34A"/>
                 <w:sz w:val="16"/>
               </w:rPr>
-              <w:t>—</w:t>
+              <w:t>s02q02__1, s02q15, s02q17, s03q16, s04q27, s04q43, s04q63, s05q11</w:t>
             </w:r>
           </w:p>
         </w:tc>
@@ -16384,7 +16384,7 @@
                 <w:color w:val="16A34A"/>
                 <w:sz w:val="16"/>
               </w:rPr>
-              <w:t>—</w:t>
+              <w:t>s00q07a, s00q08, s00q10, s00q13_0, s00q15_0, s00q17_0, s00q23a, s00q23b</w:t>
             </w:r>
           </w:p>
         </w:tc>
@@ -16474,7 +16474,7 @@
                 <w:color w:val="16A34A"/>
                 <w:sz w:val="16"/>
               </w:rPr>
-              <w:t>—</w:t>
+              <w:t>s00q28, s01q28, s01q29, s01q30, s02q01__1, s02q02__1, s03q19, s04q32</w:t>
             </w:r>
           </w:p>
         </w:tc>
@@ -16564,7 +16564,7 @@
                 <w:color w:val="16A34A"/>
                 <w:sz w:val="16"/>
               </w:rPr>
-              <w:t>—</w:t>
+              <w:t>s00q07a, s00q08, s00q10, s00q13_0, s00q15_0, s00q17_0, s00q23a, s00q23b</w:t>
             </w:r>
           </w:p>
         </w:tc>
@@ -16654,7 +16654,7 @@
                 <w:color w:val="16A34A"/>
                 <w:sz w:val="16"/>
               </w:rPr>
-              <w:t>—</w:t>
+              <w:t>s02q02__1, s02q15, s02q17, s03q16, s04q27, s04q43, s04q63, s05q11</w:t>
             </w:r>
           </w:p>
         </w:tc>
@@ -17284,7 +17284,7 @@
                 <w:color w:val="16A34A"/>
                 <w:sz w:val="16"/>
               </w:rPr>
-              <w:t>—</w:t>
+              <w:t>s01q25, s01q29, s01q30, s04q46, s01q00b</w:t>
             </w:r>
           </w:p>
         </w:tc>
@@ -17374,7 +17374,7 @@
                 <w:color w:val="16A34A"/>
                 <w:sz w:val="16"/>
               </w:rPr>
-              <w:t>—</w:t>
+              <w:t>s01q25, s01q29, s01q30, s04q46, s01q00b</w:t>
             </w:r>
           </w:p>
         </w:tc>
@@ -17464,7 +17464,7 @@
                 <w:color w:val="16A34A"/>
                 <w:sz w:val="16"/>
               </w:rPr>
-              <w:t>—</w:t>
+              <w:t>s00q08, s01q28, s01q29, s01q30, s02q01__2, s02q02__2, s03q20, s04q22</w:t>
             </w:r>
           </w:p>
         </w:tc>
@@ -17554,7 +17554,7 @@
                 <w:color w:val="16A34A"/>
                 <w:sz w:val="16"/>
               </w:rPr>
-              <w:t>—</w:t>
+              <w:t>s00q08, s01q35, s01q36, s01q37, s02q01__3, s02q02__3, s03q21, s04q22</w:t>
             </w:r>
           </w:p>
         </w:tc>
@@ -17644,7 +17644,7 @@
                 <w:color w:val="16A34A"/>
                 <w:sz w:val="16"/>
               </w:rPr>
-              <w:t>—</w:t>
+              <w:t>s00q08, s01q28, s01q29, s01q30, s02q01__2, s02q02__2, s03q20, s04q22</w:t>
             </w:r>
           </w:p>
         </w:tc>
@@ -17734,7 +17734,7 @@
                 <w:color w:val="16A34A"/>
                 <w:sz w:val="16"/>
               </w:rPr>
-              <w:t>—</w:t>
+              <w:t>s00q08, s01q35, s01q36, s01q37, s02q01__3, s02q02__3, s03q21, s04q22</w:t>
             </w:r>
           </w:p>
         </w:tc>
@@ -18454,7 +18454,7 @@
                 <w:color w:val="16A34A"/>
                 <w:sz w:val="16"/>
               </w:rPr>
-              <w:t>—</w:t>
+              <w:t>s00q27, s01q00a, s01q12, s01q13, s02q04, s03q11, s03q12, s01q01</w:t>
             </w:r>
           </w:p>
         </w:tc>
@@ -18544,7 +18544,7 @@
                 <w:color w:val="16A34A"/>
                 <w:sz w:val="16"/>
               </w:rPr>
-              <w:t>—</w:t>
+              <w:t>s00q04, s03q24, s04q19, s04q51, s04q51_unite, s04q39, s04q43, s04q44</w:t>
             </w:r>
           </w:p>
         </w:tc>
@@ -18634,7 +18634,7 @@
                 <w:color w:val="16A34A"/>
                 <w:sz w:val="16"/>
               </w:rPr>
-              <w:t>—</w:t>
+              <w:t>s00q27, s01q00a, s01q12, s01q13, s02q04, s03q11, s03q12, s01q01</w:t>
             </w:r>
           </w:p>
         </w:tc>
@@ -18724,7 +18724,7 @@
                 <w:color w:val="16A34A"/>
                 <w:sz w:val="16"/>
               </w:rPr>
-              <w:t>—</w:t>
+              <w:t>s00q04, s03q24, s04q19, s04q51, s04q51_unite, s04q39, s04q43, s04q44</w:t>
             </w:r>
           </w:p>
         </w:tc>
@@ -18994,7 +18994,7 @@
                 <w:color w:val="16A34A"/>
                 <w:sz w:val="16"/>
               </w:rPr>
-              <w:t>—</w:t>
+              <w:t>s02q02__1, s02q15, s02q17, s03q16, s04q27, s04q43, s04q63, s05q11</w:t>
             </w:r>
           </w:p>
         </w:tc>
@@ -19084,7 +19084,7 @@
                 <w:color w:val="16A34A"/>
                 <w:sz w:val="16"/>
               </w:rPr>
-              <w:t>—</w:t>
+              <w:t>s01q35, s01q36, s01q37, s02q04, s02q15, s03q13, s03q14, s03q15</w:t>
             </w:r>
           </w:p>
         </w:tc>
@@ -19174,7 +19174,7 @@
                 <w:color w:val="16A34A"/>
                 <w:sz w:val="16"/>
               </w:rPr>
-              <w:t>—</w:t>
+              <w:t>s01q35, s01q36, s01q37, s02q04, s02q15, s03q13, s03q14, s03q15</w:t>
             </w:r>
           </w:p>
         </w:tc>
@@ -19354,7 +19354,7 @@
                 <w:color w:val="16A34A"/>
                 <w:sz w:val="16"/>
               </w:rPr>
-              <w:t>—</w:t>
+              <w:t>s01q35, s01q36, s01q37, s02q04, s02q15, s03q13, s03q14, s03q15</w:t>
             </w:r>
           </w:p>
         </w:tc>
@@ -19534,7 +19534,7 @@
                 <w:color w:val="16A34A"/>
                 <w:sz w:val="16"/>
               </w:rPr>
-              <w:t>—</w:t>
+              <w:t>s01q35, s01q36, s01q37, s02q04, s02q15, s03q13, s03q14, s03q15</w:t>
             </w:r>
           </w:p>
         </w:tc>
@@ -19624,7 +19624,7 @@
                 <w:color w:val="16A34A"/>
                 <w:sz w:val="16"/>
               </w:rPr>
-              <w:t>—</w:t>
+              <w:t>s01q35, s01q36, s01q37, s02q04, s02q15, s03q13, s03q14, s03q15</w:t>
             </w:r>
           </w:p>
         </w:tc>
@@ -19714,7 +19714,7 @@
                 <w:color w:val="16A34A"/>
                 <w:sz w:val="16"/>
               </w:rPr>
-              <w:t>—</w:t>
+              <w:t>s00q07a, s00q08, s00q10, s00q13_0, s00q15_0, s00q17_0, s00q23a, s00q23b</w:t>
             </w:r>
           </w:p>
         </w:tc>
@@ -19804,7 +19804,7 @@
                 <w:color w:val="16A34A"/>
                 <w:sz w:val="16"/>
               </w:rPr>
-              <w:t>—</w:t>
+              <w:t>s00q07a, s00q08, s00q10, s00q13_0, s00q15_0, s00q17_0, s00q23a, s00q23b</w:t>
             </w:r>
           </w:p>
         </w:tc>
@@ -19894,7 +19894,7 @@
                 <w:color w:val="16A34A"/>
                 <w:sz w:val="16"/>
               </w:rPr>
-              <w:t>—</w:t>
+              <w:t>s00q07a, s00q08, s00q10, s00q13_0, s00q15_0, s00q17_0, s00q23a, s00q23b</w:t>
             </w:r>
           </w:p>
         </w:tc>
@@ -19984,7 +19984,7 @@
                 <w:color w:val="16A34A"/>
                 <w:sz w:val="16"/>
               </w:rPr>
-              <w:t>—</w:t>
+              <w:t>s00q07a, s00q08, s00q10, s00q13_0, s00q15_0, s00q17_0, s00q23a, s00q23b</w:t>
             </w:r>
           </w:p>
         </w:tc>
@@ -20074,7 +20074,7 @@
                 <w:color w:val="16A34A"/>
                 <w:sz w:val="16"/>
               </w:rPr>
-              <w:t>—</w:t>
+              <w:t>s00q07a, s00q08, s00q10, s00q13_0, s00q15_0, s00q17_0, s00q23a, s00q23b</w:t>
             </w:r>
           </w:p>
         </w:tc>
@@ -20164,7 +20164,7 @@
                 <w:color w:val="16A34A"/>
                 <w:sz w:val="16"/>
               </w:rPr>
-              <w:t>—</w:t>
+              <w:t>s00q07a, s00q08, s00q10, s00q13_0, s00q15_0, s00q17_0, s00q23a, s00q23b</w:t>
             </w:r>
           </w:p>
         </w:tc>
@@ -20344,7 +20344,7 @@
                 <w:color w:val="16A34A"/>
                 <w:sz w:val="16"/>
               </w:rPr>
-              <w:t>—</w:t>
+              <w:t>s01q28, s01q29, s01q30, s02q01__1, s02q02__1, s02q03__1, s02q15, s03q18</w:t>
             </w:r>
           </w:p>
         </w:tc>
